--- a/docs/Cards.docx
+++ b/docs/Cards.docx
@@ -30,19 +30,8 @@
           <w:sz w:val="32"/>
           <w:szCs w:val="32"/>
         </w:rPr>
-        <w:t>月</w:t>
-      </w:r>
-      <w:proofErr w:type="gramStart"/>
-      <w:r>
-        <w:rPr>
-          <w:b/>
-          <w:bCs/>
-          <w:sz w:val="32"/>
-          <w:szCs w:val="32"/>
-        </w:rPr>
-        <w:t>雪宫子</w:t>
-      </w:r>
-      <w:proofErr w:type="gramEnd"/>
+        <w:t>月雪宫子</w:t>
+      </w:r>
       <w:r>
         <w:rPr>
           <w:rFonts w:ascii="微软雅黑" w:eastAsia="微软雅黑" w:hAnsi="微软雅黑" w:cs="微软雅黑" w:hint="eastAsia"/>
@@ -98,21 +87,7 @@
         <w:rPr>
           <w:szCs w:val="21"/>
         </w:rPr>
-        <w:t>弹夹：冲锋枪类</w:t>
-      </w:r>
-      <w:proofErr w:type="gramStart"/>
-      <w:r>
-        <w:rPr>
-          <w:szCs w:val="21"/>
-        </w:rPr>
-        <w:t>卡牌专属</w:t>
-      </w:r>
-      <w:proofErr w:type="gramEnd"/>
-      <w:r>
-        <w:rPr>
-          <w:szCs w:val="21"/>
-        </w:rPr>
-        <w:t>耗材，无弹夹无法打出</w:t>
+        <w:t>弹夹：冲锋枪类卡牌专属耗材，无弹夹无法打出</w:t>
       </w:r>
       <w:r>
         <w:rPr>
@@ -180,35 +155,7 @@
         <w:rPr>
           <w:szCs w:val="21"/>
         </w:rPr>
-        <w:t>小队支援：</w:t>
-      </w:r>
-      <w:proofErr w:type="gramStart"/>
-      <w:r>
-        <w:rPr>
-          <w:szCs w:val="21"/>
-        </w:rPr>
-        <w:t>美游</w:t>
-      </w:r>
-      <w:proofErr w:type="gramEnd"/>
-      <w:r>
-        <w:rPr>
-          <w:szCs w:val="21"/>
-        </w:rPr>
-        <w:t xml:space="preserve"> / 咲 / </w:t>
-      </w:r>
-      <w:proofErr w:type="gramStart"/>
-      <w:r>
-        <w:rPr>
-          <w:szCs w:val="21"/>
-        </w:rPr>
-        <w:t>萌绘效果</w:t>
-      </w:r>
-      <w:proofErr w:type="gramEnd"/>
-      <w:r>
-        <w:rPr>
-          <w:szCs w:val="21"/>
-        </w:rPr>
-        <w:t>完全差异化</w:t>
+        <w:t>小队支援：美游 / 咲 / 萌绘效果完全差异化</w:t>
       </w:r>
     </w:p>
     <w:p>
@@ -295,23 +242,7 @@
           <w:rFonts w:hint="eastAsia"/>
           <w:szCs w:val="21"/>
         </w:rPr>
-        <w:t>对生命值最低的敌方造成</w:t>
-      </w:r>
-      <w:proofErr w:type="gramStart"/>
-      <w:r>
-        <w:rPr>
-          <w:rFonts w:hint="eastAsia"/>
-          <w:szCs w:val="21"/>
-        </w:rPr>
-        <w:t>可成长</w:t>
-      </w:r>
-      <w:proofErr w:type="gramEnd"/>
-      <w:r>
-        <w:rPr>
-          <w:rFonts w:hint="eastAsia"/>
-          <w:szCs w:val="21"/>
-        </w:rPr>
-        <w:t>伤害</w:t>
+        <w:t>对生命值最低的敌方造成可成长伤害</w:t>
       </w:r>
     </w:p>
     <w:p>
@@ -416,21 +347,7 @@
         <w:rPr>
           <w:szCs w:val="21"/>
         </w:rPr>
-        <w:t xml:space="preserve">战斗开始时，获得1 </w:t>
-      </w:r>
-      <w:proofErr w:type="gramStart"/>
-      <w:r>
-        <w:rPr>
-          <w:szCs w:val="21"/>
-        </w:rPr>
-        <w:t>层老师</w:t>
-      </w:r>
-      <w:proofErr w:type="gramEnd"/>
-      <w:r>
-        <w:rPr>
-          <w:szCs w:val="21"/>
-        </w:rPr>
-        <w:t>羁绊</w:t>
+        <w:t>战斗开始时，获得1 层老师羁绊</w:t>
       </w:r>
     </w:p>
     <w:p>
@@ -447,21 +364,7 @@
         <w:rPr>
           <w:szCs w:val="21"/>
         </w:rPr>
-        <w:t xml:space="preserve">每场战斗初始携带1 </w:t>
-      </w:r>
-      <w:proofErr w:type="gramStart"/>
-      <w:r>
-        <w:rPr>
-          <w:szCs w:val="21"/>
-        </w:rPr>
-        <w:t>个</w:t>
-      </w:r>
-      <w:proofErr w:type="gramEnd"/>
-      <w:r>
-        <w:rPr>
-          <w:szCs w:val="21"/>
-        </w:rPr>
-        <w:t>弹夹</w:t>
+        <w:t>每场战斗初始携带1 个弹夹</w:t>
       </w:r>
     </w:p>
     <w:p>
@@ -785,21 +688,12 @@
           <w:highlight w:val="yellow"/>
         </w:rPr>
       </w:pPr>
-      <w:proofErr w:type="gramStart"/>
-      <w:r>
-        <w:rPr>
-          <w:szCs w:val="21"/>
-          <w:highlight w:val="yellow"/>
-        </w:rPr>
-        <w:t>切枪永远比换弹快</w:t>
-      </w:r>
-      <w:proofErr w:type="gramEnd"/>
-      <w:r>
-        <w:rPr>
-          <w:szCs w:val="21"/>
-          <w:highlight w:val="yellow"/>
-        </w:rPr>
-        <w:t>：1 费，单体 8 伤（升级 10），获得 1 弹夹</w:t>
+      <w:r>
+        <w:rPr>
+          <w:szCs w:val="21"/>
+          <w:highlight w:val="yellow"/>
+        </w:rPr>
+        <w:t>切枪永远比换弹快：1 费，单体 8 伤（升级 10），获得 1 弹夹</w:t>
       </w:r>
     </w:p>
     <w:p>
@@ -1114,18 +1008,8 @@
           <w:szCs w:val="21"/>
           <w:highlight w:val="yellow"/>
         </w:rPr>
-        <w:t>点伤害，将一张“伤口”添加</w:t>
-      </w:r>
-      <w:proofErr w:type="gramStart"/>
-      <w:r>
-        <w:rPr>
-          <w:rFonts w:hint="eastAsia"/>
-          <w:szCs w:val="21"/>
-          <w:highlight w:val="yellow"/>
-        </w:rPr>
-        <w:t>到弃牌堆</w:t>
-      </w:r>
-      <w:proofErr w:type="gramEnd"/>
+        <w:t>点伤害，将一张“伤口”添加到弃牌堆</w:t>
+      </w:r>
     </w:p>
     <w:p>
       <w:pPr>
@@ -2558,23 +2442,7 @@
           <w:szCs w:val="21"/>
           <w:highlight w:val="yellow"/>
         </w:rPr>
-        <w:t xml:space="preserve"> 费，群体 21 伤（升级 24），</w:t>
-      </w:r>
-      <w:proofErr w:type="gramStart"/>
-      <w:r>
-        <w:rPr>
-          <w:szCs w:val="21"/>
-          <w:highlight w:val="yellow"/>
-        </w:rPr>
-        <w:t>击</w:t>
-      </w:r>
-      <w:proofErr w:type="gramEnd"/>
-      <w:r>
-        <w:rPr>
-          <w:szCs w:val="21"/>
-          <w:highlight w:val="yellow"/>
-        </w:rPr>
-        <w:t xml:space="preserve">杀敌人获得 </w:t>
+        <w:t xml:space="preserve"> 费，群体 21 伤（升级 24），击杀敌人获得 </w:t>
       </w:r>
       <w:r>
         <w:rPr>
@@ -3290,23 +3158,13 @@
           <w:highlight w:val="yellow"/>
         </w:rPr>
       </w:pPr>
-      <w:proofErr w:type="gramStart"/>
-      <w:r>
-        <w:rPr>
-          <w:rFonts w:hint="eastAsia"/>
-          <w:szCs w:val="21"/>
-          <w:highlight w:val="yellow"/>
-        </w:rPr>
-        <w:t>换弹隐蔽</w:t>
-      </w:r>
-      <w:proofErr w:type="gramEnd"/>
-      <w:r>
-        <w:rPr>
-          <w:rFonts w:hint="eastAsia"/>
-          <w:szCs w:val="21"/>
-          <w:highlight w:val="yellow"/>
-        </w:rPr>
-        <w:t>：0费，获得3格挡，获得1星（升级2星</w:t>
+      <w:r>
+        <w:rPr>
+          <w:rFonts w:hint="eastAsia"/>
+          <w:szCs w:val="21"/>
+          <w:highlight w:val="yellow"/>
+        </w:rPr>
+        <w:t>换弹隐蔽：0费，获得3格挡，获得1星（升级2星</w:t>
       </w:r>
       <w:r>
         <w:rPr>
@@ -4870,11 +4728,11 @@
           <w:numId w:val="18"/>
         </w:numPr>
         <w:rPr>
-          <w:szCs w:val="21"/>
-          <w:highlight w:val="yellow"/>
-        </w:rPr>
-      </w:pPr>
-      <w:proofErr w:type="gramStart"/>
+          <w:rFonts w:hint="eastAsia"/>
+          <w:szCs w:val="21"/>
+          <w:highlight w:val="yellow"/>
+        </w:rPr>
+      </w:pPr>
       <w:r>
         <w:rPr>
           <w:szCs w:val="21"/>
@@ -4882,7 +4740,6 @@
         </w:rPr>
         <w:t>浪间牵念</w:t>
       </w:r>
-      <w:proofErr w:type="gramEnd"/>
       <w:r>
         <w:rPr>
           <w:rFonts w:hint="eastAsia"/>
@@ -4974,19 +4831,9 @@
           <w:szCs w:val="21"/>
           <w:highlight w:val="yellow"/>
         </w:rPr>
-        <w:t>无法拒绝的条件：0费，抽2张牌，将一张“动摇”添加</w:t>
-      </w:r>
-      <w:proofErr w:type="gramStart"/>
-      <w:r>
-        <w:rPr>
-          <w:rFonts w:hint="eastAsia"/>
-          <w:szCs w:val="21"/>
-          <w:highlight w:val="yellow"/>
-        </w:rPr>
-        <w:t>到弃牌堆</w:t>
+        <w:t>无法拒绝的条件：0费，抽2张牌，将一张“动摇”添加到弃牌堆</w:t>
       </w:r>
       <w:bookmarkEnd w:id="4"/>
-      <w:proofErr w:type="gramEnd"/>
       <w:r>
         <w:rPr>
           <w:szCs w:val="21"/>
@@ -5625,23 +5472,7 @@
           <w:szCs w:val="21"/>
           <w:highlight w:val="yellow"/>
         </w:rPr>
-        <w:t xml:space="preserve"> + 1 </w:t>
-      </w:r>
-      <w:proofErr w:type="gramStart"/>
-      <w:r>
-        <w:rPr>
-          <w:szCs w:val="21"/>
-          <w:highlight w:val="yellow"/>
-        </w:rPr>
-        <w:t>层老师</w:t>
-      </w:r>
-      <w:proofErr w:type="gramEnd"/>
-      <w:r>
-        <w:rPr>
-          <w:szCs w:val="21"/>
-          <w:highlight w:val="yellow"/>
-        </w:rPr>
-        <w:t xml:space="preserve">羁绊（升级 </w:t>
+        <w:t xml:space="preserve"> + 1 层老师羁绊（升级 </w:t>
       </w:r>
       <w:r>
         <w:rPr>
@@ -5731,6 +5562,13 @@
           <w:szCs w:val="21"/>
         </w:rPr>
       </w:pPr>
+      <w:r>
+        <w:rPr>
+          <w:rFonts w:hint="eastAsia"/>
+          <w:szCs w:val="21"/>
+        </w:rPr>
+        <w:t>兔子的獠牙：0c，只可在寂寞状态打出，失去10点生命值，获得10点力量，获得99层脆弱，失去5点敏捷</w:t>
+      </w:r>
     </w:p>
     <w:p>
       <w:pPr>
@@ -6244,6 +6082,7 @@
           <w:szCs w:val="21"/>
           <w:highlight w:val="yellow"/>
         </w:rPr>
+        <w:lastRenderedPageBreak/>
         <w:t>温柔依赖症：1费（升级0费），每当获得“师生羁绊”时，获得1点能量</w:t>
       </w:r>
     </w:p>
@@ -6261,7 +6100,6 @@
           <w:noProof/>
           <w:szCs w:val="21"/>
         </w:rPr>
-        <w:lastRenderedPageBreak/>
         <w:drawing>
           <wp:inline distT="0" distB="0" distL="0" distR="0" wp14:anchorId="6694EB1A" wp14:editId="16DE0EF2">
             <wp:extent cx="1557196" cy="1183606"/>
@@ -6878,6 +6716,7 @@
           <w:szCs w:val="21"/>
           <w:highlight w:val="yellow"/>
         </w:rPr>
+        <w:lastRenderedPageBreak/>
         <w:t>能量凝胶：1 费，固有，每回合获得 1 能量</w:t>
       </w:r>
     </w:p>
@@ -6894,7 +6733,6 @@
           <w:noProof/>
           <w:szCs w:val="21"/>
         </w:rPr>
-        <w:lastRenderedPageBreak/>
         <w:drawing>
           <wp:inline distT="0" distB="0" distL="0" distR="0" wp14:anchorId="4C7D1843" wp14:editId="5865273B">
             <wp:extent cx="1820606" cy="1383389"/>
@@ -6962,23 +6800,7 @@
           <w:szCs w:val="21"/>
           <w:highlight w:val="yellow"/>
         </w:rPr>
-        <w:t xml:space="preserve">那片星空，名为奇迹：1 费，固有，每打出 1 </w:t>
-      </w:r>
-      <w:proofErr w:type="gramStart"/>
-      <w:r>
-        <w:rPr>
-          <w:szCs w:val="21"/>
-          <w:highlight w:val="yellow"/>
-        </w:rPr>
-        <w:t>张能力牌</w:t>
-      </w:r>
-      <w:proofErr w:type="gramEnd"/>
-      <w:r>
-        <w:rPr>
-          <w:szCs w:val="21"/>
-          <w:highlight w:val="yellow"/>
-        </w:rPr>
-        <w:t>，获得 1 层</w:t>
+        <w:t>那片星空，名为奇迹：1 费，固有，每打出 1 张能力牌，获得 1 层</w:t>
       </w:r>
       <w:r>
         <w:rPr>
@@ -7495,6 +7317,7 @@
           <w:noProof/>
           <w:szCs w:val="21"/>
         </w:rPr>
+        <w:lastRenderedPageBreak/>
         <w:drawing>
           <wp:inline distT="0" distB="0" distL="0" distR="0" wp14:anchorId="41D55A90" wp14:editId="216888FC">
             <wp:extent cx="1667114" cy="1266758"/>
@@ -7563,7 +7386,6 @@
           <w:szCs w:val="21"/>
           <w:highlight w:val="yellow"/>
         </w:rPr>
-        <w:lastRenderedPageBreak/>
         <w:t>无人机同频：</w:t>
       </w:r>
       <w:r>
@@ -8078,6 +7900,7 @@
           <w:noProof/>
           <w:szCs w:val="21"/>
         </w:rPr>
+        <w:lastRenderedPageBreak/>
         <w:drawing>
           <wp:inline distT="0" distB="0" distL="0" distR="0" wp14:anchorId="1711DAE9" wp14:editId="0EA792DC">
             <wp:extent cx="1765426" cy="1339433"/>
@@ -8178,7 +8001,6 @@
           <w:szCs w:val="21"/>
           <w:highlight w:val="yellow"/>
         </w:rPr>
-        <w:lastRenderedPageBreak/>
         <w:drawing>
           <wp:inline distT="0" distB="0" distL="0" distR="0" wp14:anchorId="31D2D47B" wp14:editId="6ECF984B">
             <wp:extent cx="1744614" cy="1323644"/>
@@ -8366,21 +8188,12 @@
           <w:highlight w:val="yellow"/>
         </w:rPr>
       </w:pPr>
-      <w:proofErr w:type="gramStart"/>
-      <w:r>
-        <w:rPr>
-          <w:szCs w:val="21"/>
-          <w:highlight w:val="yellow"/>
-        </w:rPr>
-        <w:t>阔剑地雷</w:t>
-      </w:r>
-      <w:proofErr w:type="gramEnd"/>
-      <w:r>
-        <w:rPr>
-          <w:szCs w:val="21"/>
-          <w:highlight w:val="yellow"/>
-        </w:rPr>
-        <w:t>：</w:t>
+      <w:r>
+        <w:rPr>
+          <w:szCs w:val="21"/>
+          <w:highlight w:val="yellow"/>
+        </w:rPr>
+        <w:t>阔剑地雷：</w:t>
       </w:r>
       <w:r>
         <w:rPr>
@@ -8724,21 +8537,13 @@
           <w:highlight w:val="yellow"/>
         </w:rPr>
       </w:pPr>
-      <w:proofErr w:type="gramStart"/>
-      <w:r>
-        <w:rPr>
-          <w:szCs w:val="21"/>
-          <w:highlight w:val="yellow"/>
-        </w:rPr>
-        <w:t>空尖弹</w:t>
-      </w:r>
-      <w:proofErr w:type="gramEnd"/>
-      <w:r>
-        <w:rPr>
-          <w:szCs w:val="21"/>
-          <w:highlight w:val="yellow"/>
-        </w:rPr>
-        <w:t>：</w:t>
+      <w:r>
+        <w:rPr>
+          <w:szCs w:val="21"/>
+          <w:highlight w:val="yellow"/>
+        </w:rPr>
+        <w:lastRenderedPageBreak/>
+        <w:t>空尖弹：</w:t>
       </w:r>
       <w:r>
         <w:rPr>
@@ -8770,7 +8575,6 @@
           <w:szCs w:val="21"/>
           <w:highlight w:val="yellow"/>
         </w:rPr>
-        <w:lastRenderedPageBreak/>
         <w:drawing>
           <wp:inline distT="0" distB="0" distL="0" distR="0" wp14:anchorId="0DEE2BDF" wp14:editId="4D4DB888">
             <wp:extent cx="1699593" cy="1447027"/>
@@ -9463,7 +9267,7 @@
       <w:pPr>
         <w:ind w:left="720"/>
         <w:rPr>
-          <w:rFonts w:hint="eastAsia"/>
+          <w:highlight w:val="yellow"/>
         </w:rPr>
       </w:pPr>
       <w:r>
@@ -9471,7 +9275,7 @@
           <w:noProof/>
         </w:rPr>
         <w:drawing>
-          <wp:inline distT="0" distB="0" distL="0" distR="0" wp14:anchorId="294BB209" wp14:editId="4232FD00">
+          <wp:inline distT="0" distB="0" distL="0" distR="0" wp14:anchorId="30BAC7E7" wp14:editId="0893A324">
             <wp:extent cx="1525270" cy="1159340"/>
             <wp:effectExtent l="0" t="0" r="0" b="3175"/>
             <wp:docPr id="392586944" name="图片 1"/>
@@ -9519,6 +9323,31 @@
           </wp:inline>
         </w:drawing>
       </w:r>
+    </w:p>
+    <w:p>
+      <w:pPr>
+        <w:numPr>
+          <w:ilvl w:val="0"/>
+          <w:numId w:val="23"/>
+        </w:numPr>
+        <w:rPr>
+          <w:rFonts w:hint="eastAsia"/>
+        </w:rPr>
+      </w:pPr>
+      <w:r>
+        <w:rPr>
+          <w:rFonts w:hint="eastAsia"/>
+        </w:rPr>
+        <w:t>SRT，开始清扫：3c，造成50点+自身已损生命值的50%伤害，只可在寂寞状态下打出</w:t>
+      </w:r>
+    </w:p>
+    <w:p>
+      <w:pPr>
+        <w:ind w:left="720"/>
+        <w:rPr>
+          <w:rFonts w:hint="eastAsia"/>
+        </w:rPr>
+      </w:pPr>
     </w:p>
     <w:sectPr>
       <w:pgSz w:w="11906" w:h="16838"/>
